--- a/examples/10-pagine-e-sezioni/expected.docx
+++ b/examples/10-pagine-e-sezioni/expected.docx
@@ -46,12 +46,12 @@
     <w:p>
       <w:pPr>
         <w:sectPr>
-          <p5:headerReference xmlns:p6="http://schemas.openxmlformats.org/officeDocument/2006/relationships" xmlns:p5="http://schemas.openxmlformats.org/wordprocessingml/2006/main" p5:type="default" p6:id="R48062d7e4b2f40db"/>
-          <p5:headerReference xmlns:p6="http://schemas.openxmlformats.org/officeDocument/2006/relationships" xmlns:p5="http://schemas.openxmlformats.org/wordprocessingml/2006/main" p5:type="first" p6:id="Rce9182717e0b4733"/>
-          <p5:headerReference xmlns:p6="http://schemas.openxmlformats.org/officeDocument/2006/relationships" xmlns:p5="http://schemas.openxmlformats.org/wordprocessingml/2006/main" p5:type="even" p6:id="R12273a65e5f74cfc"/>
-          <p5:footerReference xmlns:p6="http://schemas.openxmlformats.org/officeDocument/2006/relationships" xmlns:p5="http://schemas.openxmlformats.org/wordprocessingml/2006/main" p5:type="default" p6:id="R63c258d8575a47eb"/>
-          <p5:footerReference xmlns:p6="http://schemas.openxmlformats.org/officeDocument/2006/relationships" xmlns:p5="http://schemas.openxmlformats.org/wordprocessingml/2006/main" p5:type="first" p6:id="R6baf7da03a3845f7"/>
-          <p5:footerReference xmlns:p6="http://schemas.openxmlformats.org/officeDocument/2006/relationships" xmlns:p5="http://schemas.openxmlformats.org/wordprocessingml/2006/main" p5:type="even" p6:id="R206742f7a8954df7"/>
+          <p5:headerReference xmlns:p6="http://schemas.openxmlformats.org/officeDocument/2006/relationships" xmlns:p5="http://schemas.openxmlformats.org/wordprocessingml/2006/main" p5:type="default" p6:id="R8bf85f572cd64344"/>
+          <p5:headerReference xmlns:p6="http://schemas.openxmlformats.org/officeDocument/2006/relationships" xmlns:p5="http://schemas.openxmlformats.org/wordprocessingml/2006/main" p5:type="first" p6:id="R8bda7f9662204ec7"/>
+          <p5:headerReference xmlns:p6="http://schemas.openxmlformats.org/officeDocument/2006/relationships" xmlns:p5="http://schemas.openxmlformats.org/wordprocessingml/2006/main" p5:type="even" p6:id="R73772e2afb38402d"/>
+          <p5:footerReference xmlns:p6="http://schemas.openxmlformats.org/officeDocument/2006/relationships" xmlns:p5="http://schemas.openxmlformats.org/wordprocessingml/2006/main" p5:type="default" p6:id="R7ef71e5e559f460a"/>
+          <p5:footerReference xmlns:p6="http://schemas.openxmlformats.org/officeDocument/2006/relationships" xmlns:p5="http://schemas.openxmlformats.org/wordprocessingml/2006/main" p5:type="first" p6:id="Re07b989af65b49cd"/>
+          <p5:footerReference xmlns:p6="http://schemas.openxmlformats.org/officeDocument/2006/relationships" xmlns:p5="http://schemas.openxmlformats.org/wordprocessingml/2006/main" p5:type="even" p6:id="Rbad7736b631b4728"/>
           <p5:type xmlns:p5="http://schemas.openxmlformats.org/wordprocessingml/2006/main" p5:val="nextPage"/>
           <p5:pgSz xmlns:p5="http://schemas.openxmlformats.org/wordprocessingml/2006/main" p5:w="11906" p5:h="16838" p5:orient="portrait"/>
           <p5:pgMar xmlns:p5="http://schemas.openxmlformats.org/wordprocessingml/2006/main" p5:top="1134" p5:right="1134" p5:bottom="1134" p5:left="1134" p5:header="450" p5:footer="450" p5:gutter="0"/>
@@ -314,9 +314,32 @@
         </w:tc>
       </w:tr>
     </w:tbl>
+    <w:p>
+      <w:r>
+        <p4:br xmlns:p4="http://schemas.openxmlformats.org/wordprocessingml/2006/main" p4:type="page"/>
+      </w:r>
+    </w:p>
+    <w:p>
+      <w:pPr>
+        <p4:pStyle xmlns:p4="http://schemas.openxmlformats.org/wordprocessingml/2006/main" p4:val="Heading1"/>
+      </w:pPr>
+      <w:r>
+        <w:rPr/>
+        <w:t xml:space="preserve">Pagina da testo strutturato</w:t>
+      </w:r>
+    </w:p>
+    <w:p>
+      <w:pPr>
+        <p4:pStyle xmlns:p4="http://schemas.openxmlformats.org/wordprocessingml/2006/main" p4:val="Normal"/>
+      </w:pPr>
+      <w:r>
+        <w:rPr/>
+        <w:t xml:space="preserve">Tre trattini isolati creano un'interruzione di pagina nativa.</w:t>
+      </w:r>
+    </w:p>
     <w:sectPr>
-      <p2:headerReference xmlns:p3="http://schemas.openxmlformats.org/officeDocument/2006/relationships" xmlns:p2="http://schemas.openxmlformats.org/wordprocessingml/2006/main" p2:type="default" p3:id="R7bb00adb7d584eb5"/>
-      <p2:footerReference xmlns:p3="http://schemas.openxmlformats.org/officeDocument/2006/relationships" xmlns:p2="http://schemas.openxmlformats.org/wordprocessingml/2006/main" p2:type="default" p3:id="Recc285ddbd154127"/>
+      <p2:headerReference xmlns:p3="http://schemas.openxmlformats.org/officeDocument/2006/relationships" xmlns:p2="http://schemas.openxmlformats.org/wordprocessingml/2006/main" p2:type="default" p3:id="Re4d77d1c503d4323"/>
+      <p2:footerReference xmlns:p3="http://schemas.openxmlformats.org/officeDocument/2006/relationships" xmlns:p2="http://schemas.openxmlformats.org/wordprocessingml/2006/main" p2:type="default" p3:id="Rb77f7f38bcd8491b"/>
       <p2:type xmlns:p2="http://schemas.openxmlformats.org/wordprocessingml/2006/main" p2:val="nextPage"/>
       <p2:pgSz xmlns:p2="http://schemas.openxmlformats.org/wordprocessingml/2006/main" p2:w="16838" p2:h="11906" p2:orient="landscape"/>
       <p2:pgMar xmlns:p2="http://schemas.openxmlformats.org/wordprocessingml/2006/main" p2:top="1134" p2:right="1134" p2:bottom="1134" p2:left="1134" p2:header="450" p2:footer="450" p2:gutter="0"/>
